--- a/a7/packages/A7 Unit 4 - Solving Problems with Rational Numbers/Lessons/4.06/A7 4.06 Order of Operations with Radicals - Lesson Plan.docx
+++ b/a7/packages/A7 Unit 4 - Solving Problems with Rational Numbers/Lessons/4.06/A7 4.06 Order of Operations with Radicals - Lesson Plan.docx
@@ -1585,7 +1585,7 @@
                 <w:color w:val="1A1A1A"/>
                 <w:sz w:val="19"/>
               </w:rPr>
-              <w:t>Post the target; say the 'today' line and nothing else yet.</w:t>
+              <w:t>Post the target; say the one line the Teacher's Edition gives for it, and nothing else yet.</w:t>
             </w:r>
           </w:p>
         </w:tc>

--- a/a7/packages/A7 Unit 4 - Solving Problems with Rational Numbers/Lessons/4.06/A7 4.06 Order of Operations with Radicals - Lesson Plan.docx
+++ b/a7/packages/A7 Unit 4 - Solving Problems with Rational Numbers/Lessons/4.06/A7 4.06 Order of Operations with Radicals - Lesson Plan.docx
@@ -3633,7 +3633,7 @@
             <w:r>
               <w:drawing>
                 <wp:inline xmlns:a="http://schemas.openxmlformats.org/drawingml/2006/main" xmlns:pic="http://schemas.openxmlformats.org/drawingml/2006/picture">
-                  <wp:extent cx="542544" cy="115824"/>
+                  <wp:extent cx="551688" cy="121920"/>
                   <wp:docPr id="1" name="Picture 1"/>
                   <wp:cNvGraphicFramePr>
                     <a:graphicFrameLocks noChangeAspect="1"/>
@@ -3642,7 +3642,7 @@
                     <a:graphicData uri="http://schemas.openxmlformats.org/drawingml/2006/picture">
                       <pic:pic>
                         <pic:nvPicPr>
-                          <pic:cNvPr id="0" name="4981e0ae20efabd1.png"/>
+                          <pic:cNvPr id="0" name="cfb9070ff85a764d.png"/>
                           <pic:cNvPicPr/>
                         </pic:nvPicPr>
                         <pic:blipFill>
@@ -3654,7 +3654,7 @@
                         <pic:spPr>
                           <a:xfrm>
                             <a:off x="0" y="0"/>
-                            <a:ext cx="542544" cy="115824"/>
+                            <a:ext cx="551688" cy="121920"/>
                           </a:xfrm>
                           <a:prstGeom prst="rect"/>
                         </pic:spPr>
@@ -3693,7 +3693,7 @@
                 <w:color w:val="9E1B32"/>
                 <w:sz w:val="18"/>
               </w:rPr>
-              <w:t>8</w:t>
+              <w:t>54</w:t>
             </w:r>
           </w:p>
         </w:tc>
@@ -3724,7 +3724,7 @@
                 <w:color w:val="1A1A1A"/>
                 <w:sz w:val="18"/>
               </w:rPr>
-              <w:t>2 — 3 · 2 was done first [8.NSO.1.7: multiplication and division are one level, taken left to right]; 72 — the division was read as a multiplication</w:t>
+              <w:t>6 — 5 · 3 was done first [8.NSO.1.7: multiplication and division are one level, taken left to right]; 1,350 — the division was read as a multiplication</w:t>
             </w:r>
           </w:p>
         </w:tc>
@@ -3916,7 +3916,7 @@
             <w:r>
               <w:drawing>
                 <wp:inline xmlns:a="http://schemas.openxmlformats.org/drawingml/2006/main" xmlns:pic="http://schemas.openxmlformats.org/drawingml/2006/picture">
-                  <wp:extent cx="621792" cy="118872"/>
+                  <wp:extent cx="627888" cy="121920"/>
                   <wp:docPr id="2" name="Picture 2"/>
                   <wp:cNvGraphicFramePr>
                     <a:graphicFrameLocks noChangeAspect="1"/>
@@ -3925,7 +3925,7 @@
                     <a:graphicData uri="http://schemas.openxmlformats.org/drawingml/2006/picture">
                       <pic:pic>
                         <pic:nvPicPr>
-                          <pic:cNvPr id="0" name="e7f2aff546de7565.png"/>
+                          <pic:cNvPr id="0" name="a34a20c3644f8e99.png"/>
                           <pic:cNvPicPr/>
                         </pic:nvPicPr>
                         <pic:blipFill>
@@ -3937,7 +3937,7 @@
                         <pic:spPr>
                           <a:xfrm>
                             <a:off x="0" y="0"/>
-                            <a:ext cx="621792" cy="118872"/>
+                            <a:ext cx="627888" cy="121920"/>
                           </a:xfrm>
                           <a:prstGeom prst="rect"/>
                         </pic:spPr>
@@ -3976,7 +3976,7 @@
                 <w:color w:val="9E1B32"/>
                 <w:sz w:val="18"/>
               </w:rPr>
-              <w:t>9</w:t>
+              <w:t>15</w:t>
             </w:r>
           </w:p>
         </w:tc>
@@ -4007,7 +4007,7 @@
                 <w:color w:val="1A1A1A"/>
                 <w:sz w:val="18"/>
               </w:rPr>
-              <w:t>3 — 4 + 3 was done first [8.NSO.1.7: addition and subtraction are one level, taken left to right]</w:t>
+              <w:t>7 — 5 + 4 was done first [8.NSO.1.7: addition and subtraction are one level, taken left to right]</w:t>
             </w:r>
           </w:p>
         </w:tc>
@@ -4079,7 +4079,7 @@
                     <a:graphicData uri="http://schemas.openxmlformats.org/drawingml/2006/picture">
                       <pic:pic>
                         <pic:nvPicPr>
-                          <pic:cNvPr id="0" name="754cc101ea480d41.png"/>
+                          <pic:cNvPr id="0" name="5fba5e23c2a350d4.png"/>
                           <pic:cNvPicPr/>
                         </pic:nvPicPr>
                         <pic:blipFill>
@@ -4130,7 +4130,7 @@
                 <w:color w:val="9E1B32"/>
                 <w:sz w:val="18"/>
               </w:rPr>
-              <w:t>1/3</w:t>
+              <w:t>3/5</w:t>
             </w:r>
           </w:p>
         </w:tc>
@@ -4161,7 +4161,7 @@
                 <w:color w:val="1A1A1A"/>
                 <w:sz w:val="18"/>
               </w:rPr>
-              <w:t>anything that divides before the top and bottom are finished [8.NSO.1.7: the fraction bar groups both]; −1/5 — 6</w:t>
+              <w:t>anything that divides before the top and bottom are finished [8.NSO.1.7: the fraction bar groups both]; −6/5 — 5</w:t>
             </w:r>
             <w:r>
               <w:rPr>
@@ -4180,7 +4180,7 @@
                 <w:color w:val="1A1A1A"/>
                 <w:sz w:val="18"/>
               </w:rPr>
-              <w:t xml:space="preserve"> read as 6 · 2, leaving 3 over −15; 1/12 — the −27 under the bar was dropped</w:t>
+              <w:t xml:space="preserve"> read as 5 · 2, leaving 6 over −5; 6/25 — the −15 under the bar was dropped</w:t>
             </w:r>
           </w:p>
         </w:tc>

--- a/a7/packages/A7 Unit 4 - Solving Problems with Rational Numbers/Lessons/4.06/A7 4.06 Order of Operations with Radicals - Lesson Plan.docx
+++ b/a7/packages/A7 Unit 4 - Solving Problems with Rational Numbers/Lessons/4.06/A7 4.06 Order of Operations with Radicals - Lesson Plan.docx
@@ -1683,7 +1683,7 @@
                 <w:color w:val="1A1A1A"/>
                 <w:sz w:val="19"/>
               </w:rPr>
-              <w:t>5</w:t>
+              <w:t>6</w:t>
             </w:r>
           </w:p>
         </w:tc>
@@ -1714,7 +1714,7 @@
                 <w:color w:val="1A1A1A"/>
                 <w:sz w:val="19"/>
               </w:rPr>
-              <w:t>Two minutes silent, then reveal. One sentence of reteach per question at most.</w:t>
+              <w:t>Two minutes silent, then reveal. One sentence of reteach per question at most. Then the new words, read once.</w:t>
             </w:r>
           </w:p>
         </w:tc>
@@ -1745,7 +1745,7 @@
                 <w:color w:val="1A1A1A"/>
                 <w:sz w:val="19"/>
               </w:rPr>
-              <w:t>Four retrieval questions, alone, no notes.</w:t>
+              <w:t>Four retrieval questions, alone, no notes. Then copy the new words.</w:t>
             </w:r>
           </w:p>
         </w:tc>
@@ -2457,7 +2457,7 @@
                 <w:color w:val="1A1A1A"/>
                 <w:sz w:val="19"/>
               </w:rPr>
-              <w:t>12</w:t>
+              <w:t>11</w:t>
             </w:r>
           </w:p>
         </w:tc>
@@ -3018,7 +3018,7 @@
                 <w:color w:val="1A1A1A"/>
                 <w:sz w:val="21"/>
               </w:rPr>
-              <w:t xml:space="preserve">  The nine-question whiteboard round (12 minutes) and then the six-question independent set, silent and written.</w:t>
+              <w:t xml:space="preserve">  The nine-question whiteboard round (11 minutes) and then the six-question independent set, silent and written.</w:t>
             </w:r>
           </w:p>
         </w:tc>

--- a/a7/packages/A7 Unit 4 - Solving Problems with Rational Numbers/Lessons/4.06/A7 4.06 Order of Operations with Radicals - Lesson Plan.docx
+++ b/a7/packages/A7 Unit 4 - Solving Problems with Rational Numbers/Lessons/4.06/A7 4.06 Order of Operations with Radicals - Lesson Plan.docx
@@ -1843,7 +1843,7 @@
                 <w:color w:val="1A1A1A"/>
                 <w:sz w:val="19"/>
               </w:rPr>
-              <w:t>Teach from the front. Expand once per law; say the OFF line out loud.</w:t>
+              <w:t>Teach from the front; say the OFF line out loud.</w:t>
             </w:r>
           </w:p>
         </w:tc>
@@ -5464,7 +5464,7 @@
                 <w:color w:val="1A1A1A"/>
                 <w:sz w:val="21"/>
               </w:rPr>
-              <w:t xml:space="preserve">  The six-question independent set is worked silently in class; whatever is not finished goes home. IXL, all skills required to a SmartScore of 67, due at the start of the next class: Evaluate radical expressions — D8J.</w:t>
+              <w:t xml:space="preserve">  The six-question independent set is worked silently in class; whatever is not finished goes home. IXL, all skills required to a SmartScore of 67, due by the Unit 4 test: Evaluate radical expressions — D8J.</w:t>
             </w:r>
           </w:p>
         </w:tc>

--- a/a7/packages/A7 Unit 4 - Solving Problems with Rational Numbers/Lessons/4.06/A7 4.06 Order of Operations with Radicals - Lesson Plan.docx
+++ b/a7/packages/A7 Unit 4 - Solving Problems with Rational Numbers/Lessons/4.06/A7 4.06 Order of Operations with Radicals - Lesson Plan.docx
@@ -1714,7 +1714,7 @@
                 <w:color w:val="1A1A1A"/>
                 <w:sz w:val="19"/>
               </w:rPr>
-              <w:t>Two minutes silent, then reveal. One sentence of reteach per question at most. Then the new words, read once.</w:t>
+              <w:t>Silent, then reveal. One sentence of reteach per question at most. Then the new words, read once.</w:t>
             </w:r>
           </w:p>
         </w:tc>
@@ -1843,7 +1843,7 @@
                 <w:color w:val="1A1A1A"/>
                 <w:sz w:val="19"/>
               </w:rPr>
-              <w:t>Teach from the front; say the OFF line out loud.</w:t>
+              <w:t>Teach from the front; say the off-slide sentence out loud.</w:t>
             </w:r>
           </w:p>
         </w:tc>
@@ -2777,7 +2777,7 @@
                 <w:color w:val="1A1A1A"/>
                 <w:sz w:val="19"/>
               </w:rPr>
-              <w:t>Start the skills; finish tonight.</w:t>
+              <w:t>Start the skills; due by the Unit 4 test.</w:t>
             </w:r>
           </w:p>
         </w:tc>
@@ -2972,7 +2972,7 @@
                 <w:color w:val="1A1A1A"/>
                 <w:sz w:val="21"/>
               </w:rPr>
-              <w:t xml:space="preserve">  The Notes slides and the worked half of each Example: the teacher writes, the class copies, and the OFF line is said out loud rather than printed.</w:t>
+              <w:t xml:space="preserve">  The Notes slides and the worked half of each Example: the teacher writes, the class copies, and the off-slide sentence is said out loud rather than printed.</w:t>
             </w:r>
           </w:p>
           <w:p>
